--- a/reanalysis/manuscript/article/build/title_page.docx
+++ b/reanalysis/manuscript/article/build/title_page.docx
@@ -139,7 +139,7 @@
         <w:t xml:space="preserve"> </w:t>
       </w:r>
       <w:r>
-        <w:t xml:space="preserve">2953</w:t>
+        <w:t xml:space="preserve">2966</w:t>
       </w:r>
     </w:p>
     <w:p>
@@ -157,7 +157,7 @@
         <w:t xml:space="preserve"> </w:t>
       </w:r>
       <w:r>
-        <w:t xml:space="preserve">2 tables, 1 figure; 5 supplementary tables</w:t>
+        <w:t xml:space="preserve">1 table, 2 figures; 6 supplementary tables, 1 supplementary figure</w:t>
       </w:r>
     </w:p>
     <w:sectPr/>

--- a/reanalysis/manuscript/article/build/title_page.docx
+++ b/reanalysis/manuscript/article/build/title_page.docx
@@ -139,7 +139,7 @@
         <w:t xml:space="preserve"> </w:t>
       </w:r>
       <w:r>
-        <w:t xml:space="preserve">2966</w:t>
+        <w:t xml:space="preserve">2994</w:t>
       </w:r>
     </w:p>
     <w:p>

--- a/reanalysis/manuscript/article/build/title_page.docx
+++ b/reanalysis/manuscript/article/build/title_page.docx
@@ -103,7 +103,7 @@
         <w:t xml:space="preserve"> </w:t>
       </w:r>
       <w:r>
-        <w:t xml:space="preserve">[AUTHOR INPUT REQUIRED: name, postal address, email]</w:t>
+        <w:t xml:space="preserve">Francisco Federico García Crespi, Department of Computer Technology and Computing, Miguel Hernández University, Elche, Spain. Email: fedeg@umh.es. Postal address: [AUTHOR INPUT REQUIRED].</w:t>
       </w:r>
     </w:p>
     <w:p>
@@ -139,7 +139,7 @@
         <w:t xml:space="preserve"> </w:t>
       </w:r>
       <w:r>
-        <w:t xml:space="preserve">2994</w:t>
+        <w:t xml:space="preserve">3075</w:t>
       </w:r>
     </w:p>
     <w:p>

--- a/reanalysis/manuscript/article/build/title_page.docx
+++ b/reanalysis/manuscript/article/build/title_page.docx
@@ -139,7 +139,7 @@
         <w:t xml:space="preserve"> </w:t>
       </w:r>
       <w:r>
-        <w:t xml:space="preserve">3075</w:t>
+        <w:t xml:space="preserve">2982</w:t>
       </w:r>
     </w:p>
     <w:p>

--- a/reanalysis/manuscript/article/build/title_page.docx
+++ b/reanalysis/manuscript/article/build/title_page.docx
@@ -103,7 +103,7 @@
         <w:t xml:space="preserve"> </w:t>
       </w:r>
       <w:r>
-        <w:t xml:space="preserve">[AUTHOR INPUT REQUIRED: name, postal address, email]</w:t>
+        <w:t xml:space="preserve">Francisco Federico García Crespi, Department of Computer Technology and Computing, Miguel Hernández University, Elche, Spain. Email: fedeg@umh.es. Postal address: [AUTHOR INPUT REQUIRED].</w:t>
       </w:r>
     </w:p>
     <w:p>
@@ -139,7 +139,7 @@
         <w:t xml:space="preserve"> </w:t>
       </w:r>
       <w:r>
-        <w:t xml:space="preserve">2994</w:t>
+        <w:t xml:space="preserve">2982</w:t>
       </w:r>
     </w:p>
     <w:p>

--- a/reanalysis/manuscript/article/build/title_page.docx
+++ b/reanalysis/manuscript/article/build/title_page.docx
@@ -139,7 +139,7 @@
         <w:t xml:space="preserve"> </w:t>
       </w:r>
       <w:r>
-        <w:t xml:space="preserve">2982</w:t>
+        <w:t xml:space="preserve">2981</w:t>
       </w:r>
     </w:p>
     <w:p>

--- a/reanalysis/manuscript/article/build/title_page.docx
+++ b/reanalysis/manuscript/article/build/title_page.docx
@@ -139,7 +139,7 @@
         <w:t xml:space="preserve"> </w:t>
       </w:r>
       <w:r>
-        <w:t xml:space="preserve">2982</w:t>
+        <w:t xml:space="preserve">2966</w:t>
       </w:r>
     </w:p>
     <w:p>

--- a/reanalysis/manuscript/article/build/title_page.docx
+++ b/reanalysis/manuscript/article/build/title_page.docx
@@ -139,7 +139,7 @@
         <w:t xml:space="preserve"> </w:t>
       </w:r>
       <w:r>
-        <w:t xml:space="preserve">2966</w:t>
+        <w:t xml:space="preserve">2965</w:t>
       </w:r>
     </w:p>
     <w:p>
